--- a/wptemplates/architecture-principles.docx
+++ b/wptemplates/architecture-principles.docx
@@ -427,6 +427,584 @@
     </w:tbl>
     <w:p>
       <w:pPr>
+        <w:spacing w:after="20" w:before="260"/>
+      </w:pPr>
+      <w:r>
+        <w:rPr>
+          <w:rFonts w:ascii="Calibri" w:cs="Calibri" w:eastAsia="Calibri" w:hAnsi="Calibri"/>
+          <w:b/>
+          <w:bCs/>
+          <w:color w:val="1F3864"/>
+          <w:sz w:val="21"/>
+          <w:szCs w:val="21"/>
+        </w:rPr>
+        <w:t xml:space="preserve">Versiehistorie</w:t>
+      </w:r>
+    </w:p>
+    <w:p>
+      <w:pPr>
+        <w:spacing w:after="60"/>
+      </w:pPr>
+      <w:r>
+        <w:rPr>
+          <w:rFonts w:ascii="Calibri" w:cs="Calibri" w:eastAsia="Calibri" w:hAnsi="Calibri"/>
+          <w:i/>
+          <w:iCs/>
+          <w:color w:val="767676"/>
+          <w:sz w:val="17"/>
+          <w:szCs w:val="17"/>
+        </w:rPr>
+        <w:t xml:space="preserve">Alleen wijzigingen die de inhoud raken. Een nieuwe versie vervangt de vorige zichtbaar; wie de vorige versie kent, moet hieraan kunnen zien wat er sindsdien is veranderd.</w:t>
+      </w:r>
+    </w:p>
+    <w:tbl>
+      <w:tblPr>
+        <w:tblW w:type="dxa" w:w="9638"/>
+        <w:tblBorders>
+          <w:top w:val="single" w:color="auto" w:sz="4"/>
+          <w:left w:val="single" w:color="auto" w:sz="4"/>
+          <w:bottom w:val="single" w:color="auto" w:sz="4"/>
+          <w:right w:val="single" w:color="auto" w:sz="4"/>
+          <w:insideH w:val="single" w:color="auto" w:sz="4"/>
+          <w:insideV w:val="single" w:color="auto" w:sz="4"/>
+        </w:tblBorders>
+      </w:tblPr>
+      <w:tblGrid>
+        <w:gridCol w:w="900"/>
+        <w:gridCol w:w="1200"/>
+        <w:gridCol w:w="6138"/>
+        <w:gridCol w:w="1400"/>
+      </w:tblGrid>
+      <w:tr>
+        <w:trPr>
+          <w:tblHeader/>
+        </w:trPr>
+        <w:tc>
+          <w:tcPr>
+            <w:tcW w:type="dxa" w:w="900"/>
+            <w:tcBorders>
+              <w:top w:val="single" w:color="BFBFBF" w:sz="2"/>
+              <w:left w:val="single" w:color="BFBFBF" w:sz="2"/>
+              <w:bottom w:val="single" w:color="BFBFBF" w:sz="2"/>
+              <w:right w:val="single" w:color="BFBFBF" w:sz="2"/>
+            </w:tcBorders>
+            <w:shd w:fill="EFF2F7" w:color="auto" w:val="clear"/>
+            <w:tcMar>
+              <w:top w:type="dxa" w:w="60"/>
+              <w:left w:type="dxa" w:w="100"/>
+              <w:bottom w:type="dxa" w:w="60"/>
+              <w:right w:type="dxa" w:w="100"/>
+            </w:tcMar>
+          </w:tcPr>
+          <w:p>
+            <w:r>
+              <w:rPr>
+                <w:rFonts w:ascii="Calibri" w:cs="Calibri" w:eastAsia="Calibri" w:hAnsi="Calibri"/>
+                <w:b/>
+                <w:bCs/>
+                <w:i w:val="false"/>
+                <w:iCs w:val="false"/>
+                <w:color w:val="1F3864"/>
+                <w:sz w:val="19"/>
+                <w:szCs w:val="19"/>
+              </w:rPr>
+              <w:t xml:space="preserve">Versie</w:t>
+            </w:r>
+          </w:p>
+        </w:tc>
+        <w:tc>
+          <w:tcPr>
+            <w:tcW w:type="dxa" w:w="1200"/>
+            <w:tcBorders>
+              <w:top w:val="single" w:color="BFBFBF" w:sz="2"/>
+              <w:left w:val="single" w:color="BFBFBF" w:sz="2"/>
+              <w:bottom w:val="single" w:color="BFBFBF" w:sz="2"/>
+              <w:right w:val="single" w:color="BFBFBF" w:sz="2"/>
+            </w:tcBorders>
+            <w:shd w:fill="EFF2F7" w:color="auto" w:val="clear"/>
+            <w:tcMar>
+              <w:top w:type="dxa" w:w="60"/>
+              <w:left w:type="dxa" w:w="100"/>
+              <w:bottom w:type="dxa" w:w="60"/>
+              <w:right w:type="dxa" w:w="100"/>
+            </w:tcMar>
+          </w:tcPr>
+          <w:p>
+            <w:r>
+              <w:rPr>
+                <w:rFonts w:ascii="Calibri" w:cs="Calibri" w:eastAsia="Calibri" w:hAnsi="Calibri"/>
+                <w:b/>
+                <w:bCs/>
+                <w:i w:val="false"/>
+                <w:iCs w:val="false"/>
+                <w:color w:val="1F3864"/>
+                <w:sz w:val="19"/>
+                <w:szCs w:val="19"/>
+              </w:rPr>
+              <w:t xml:space="preserve">Datum</w:t>
+            </w:r>
+          </w:p>
+        </w:tc>
+        <w:tc>
+          <w:tcPr>
+            <w:tcW w:type="dxa" w:w="6138"/>
+            <w:tcBorders>
+              <w:top w:val="single" w:color="BFBFBF" w:sz="2"/>
+              <w:left w:val="single" w:color="BFBFBF" w:sz="2"/>
+              <w:bottom w:val="single" w:color="BFBFBF" w:sz="2"/>
+              <w:right w:val="single" w:color="BFBFBF" w:sz="2"/>
+            </w:tcBorders>
+            <w:shd w:fill="EFF2F7" w:color="auto" w:val="clear"/>
+            <w:tcMar>
+              <w:top w:type="dxa" w:w="60"/>
+              <w:left w:type="dxa" w:w="100"/>
+              <w:bottom w:type="dxa" w:w="60"/>
+              <w:right w:type="dxa" w:w="100"/>
+            </w:tcMar>
+          </w:tcPr>
+          <w:p>
+            <w:r>
+              <w:rPr>
+                <w:rFonts w:ascii="Calibri" w:cs="Calibri" w:eastAsia="Calibri" w:hAnsi="Calibri"/>
+                <w:b/>
+                <w:bCs/>
+                <w:i w:val="false"/>
+                <w:iCs w:val="false"/>
+                <w:color w:val="1F3864"/>
+                <w:sz w:val="19"/>
+                <w:szCs w:val="19"/>
+              </w:rPr>
+              <w:t xml:space="preserve">Wijziging</w:t>
+            </w:r>
+          </w:p>
+        </w:tc>
+        <w:tc>
+          <w:tcPr>
+            <w:tcW w:type="dxa" w:w="1400"/>
+            <w:tcBorders>
+              <w:top w:val="single" w:color="BFBFBF" w:sz="2"/>
+              <w:left w:val="single" w:color="BFBFBF" w:sz="2"/>
+              <w:bottom w:val="single" w:color="BFBFBF" w:sz="2"/>
+              <w:right w:val="single" w:color="BFBFBF" w:sz="2"/>
+            </w:tcBorders>
+            <w:shd w:fill="EFF2F7" w:color="auto" w:val="clear"/>
+            <w:tcMar>
+              <w:top w:type="dxa" w:w="60"/>
+              <w:left w:type="dxa" w:w="100"/>
+              <w:bottom w:type="dxa" w:w="60"/>
+              <w:right w:type="dxa" w:w="100"/>
+            </w:tcMar>
+          </w:tcPr>
+          <w:p>
+            <w:r>
+              <w:rPr>
+                <w:rFonts w:ascii="Calibri" w:cs="Calibri" w:eastAsia="Calibri" w:hAnsi="Calibri"/>
+                <w:b/>
+                <w:bCs/>
+                <w:i w:val="false"/>
+                <w:iCs w:val="false"/>
+                <w:color w:val="1F3864"/>
+                <w:sz w:val="19"/>
+                <w:szCs w:val="19"/>
+              </w:rPr>
+              <w:t xml:space="preserve">Door</w:t>
+            </w:r>
+          </w:p>
+        </w:tc>
+      </w:tr>
+      <w:tr>
+        <w:tc>
+          <w:tcPr>
+            <w:tcW w:type="dxa" w:w="900"/>
+            <w:tcBorders>
+              <w:top w:val="single" w:color="BFBFBF" w:sz="2"/>
+              <w:left w:val="single" w:color="BFBFBF" w:sz="2"/>
+              <w:bottom w:val="single" w:color="BFBFBF" w:sz="2"/>
+              <w:right w:val="single" w:color="BFBFBF" w:sz="2"/>
+            </w:tcBorders>
+            <w:tcMar>
+              <w:top w:type="dxa" w:w="60"/>
+              <w:left w:type="dxa" w:w="100"/>
+              <w:bottom w:type="dxa" w:w="60"/>
+              <w:right w:type="dxa" w:w="100"/>
+            </w:tcMar>
+          </w:tcPr>
+          <w:p>
+            <w:r>
+              <w:rPr>
+                <w:rFonts w:ascii="Calibri" w:cs="Calibri" w:eastAsia="Calibri" w:hAnsi="Calibri"/>
+                <w:b w:val="false"/>
+                <w:bCs w:val="false"/>
+                <w:i w:val="false"/>
+                <w:iCs w:val="false"/>
+                <w:color w:val="000000"/>
+                <w:sz w:val="19"/>
+                <w:szCs w:val="19"/>
+              </w:rPr>
+              <w:t xml:space="preserve"/>
+            </w:r>
+          </w:p>
+        </w:tc>
+        <w:tc>
+          <w:tcPr>
+            <w:tcW w:type="dxa" w:w="1200"/>
+            <w:tcBorders>
+              <w:top w:val="single" w:color="BFBFBF" w:sz="2"/>
+              <w:left w:val="single" w:color="BFBFBF" w:sz="2"/>
+              <w:bottom w:val="single" w:color="BFBFBF" w:sz="2"/>
+              <w:right w:val="single" w:color="BFBFBF" w:sz="2"/>
+            </w:tcBorders>
+            <w:tcMar>
+              <w:top w:type="dxa" w:w="60"/>
+              <w:left w:type="dxa" w:w="100"/>
+              <w:bottom w:type="dxa" w:w="60"/>
+              <w:right w:type="dxa" w:w="100"/>
+            </w:tcMar>
+          </w:tcPr>
+          <w:p>
+            <w:r>
+              <w:rPr>
+                <w:rFonts w:ascii="Calibri" w:cs="Calibri" w:eastAsia="Calibri" w:hAnsi="Calibri"/>
+                <w:b w:val="false"/>
+                <w:bCs w:val="false"/>
+                <w:i w:val="false"/>
+                <w:iCs w:val="false"/>
+                <w:color w:val="000000"/>
+                <w:sz w:val="19"/>
+                <w:szCs w:val="19"/>
+              </w:rPr>
+              <w:t xml:space="preserve"/>
+            </w:r>
+          </w:p>
+        </w:tc>
+        <w:tc>
+          <w:tcPr>
+            <w:tcW w:type="dxa" w:w="6138"/>
+            <w:tcBorders>
+              <w:top w:val="single" w:color="BFBFBF" w:sz="2"/>
+              <w:left w:val="single" w:color="BFBFBF" w:sz="2"/>
+              <w:bottom w:val="single" w:color="BFBFBF" w:sz="2"/>
+              <w:right w:val="single" w:color="BFBFBF" w:sz="2"/>
+            </w:tcBorders>
+            <w:tcMar>
+              <w:top w:type="dxa" w:w="60"/>
+              <w:left w:type="dxa" w:w="100"/>
+              <w:bottom w:type="dxa" w:w="60"/>
+              <w:right w:type="dxa" w:w="100"/>
+            </w:tcMar>
+          </w:tcPr>
+          <w:p>
+            <w:r>
+              <w:rPr>
+                <w:rFonts w:ascii="Calibri" w:cs="Calibri" w:eastAsia="Calibri" w:hAnsi="Calibri"/>
+                <w:b w:val="false"/>
+                <w:bCs w:val="false"/>
+                <w:i w:val="false"/>
+                <w:iCs w:val="false"/>
+                <w:color w:val="000000"/>
+                <w:sz w:val="19"/>
+                <w:szCs w:val="19"/>
+              </w:rPr>
+              <w:t xml:space="preserve"/>
+            </w:r>
+          </w:p>
+        </w:tc>
+        <w:tc>
+          <w:tcPr>
+            <w:tcW w:type="dxa" w:w="1400"/>
+            <w:tcBorders>
+              <w:top w:val="single" w:color="BFBFBF" w:sz="2"/>
+              <w:left w:val="single" w:color="BFBFBF" w:sz="2"/>
+              <w:bottom w:val="single" w:color="BFBFBF" w:sz="2"/>
+              <w:right w:val="single" w:color="BFBFBF" w:sz="2"/>
+            </w:tcBorders>
+            <w:tcMar>
+              <w:top w:type="dxa" w:w="60"/>
+              <w:left w:type="dxa" w:w="100"/>
+              <w:bottom w:type="dxa" w:w="60"/>
+              <w:right w:type="dxa" w:w="100"/>
+            </w:tcMar>
+          </w:tcPr>
+          <w:p>
+            <w:r>
+              <w:rPr>
+                <w:rFonts w:ascii="Calibri" w:cs="Calibri" w:eastAsia="Calibri" w:hAnsi="Calibri"/>
+                <w:b w:val="false"/>
+                <w:bCs w:val="false"/>
+                <w:i w:val="false"/>
+                <w:iCs w:val="false"/>
+                <w:color w:val="000000"/>
+                <w:sz w:val="19"/>
+                <w:szCs w:val="19"/>
+              </w:rPr>
+              <w:t xml:space="preserve"/>
+            </w:r>
+          </w:p>
+        </w:tc>
+      </w:tr>
+      <w:tr>
+        <w:tc>
+          <w:tcPr>
+            <w:tcW w:type="dxa" w:w="900"/>
+            <w:tcBorders>
+              <w:top w:val="single" w:color="BFBFBF" w:sz="2"/>
+              <w:left w:val="single" w:color="BFBFBF" w:sz="2"/>
+              <w:bottom w:val="single" w:color="BFBFBF" w:sz="2"/>
+              <w:right w:val="single" w:color="BFBFBF" w:sz="2"/>
+            </w:tcBorders>
+            <w:tcMar>
+              <w:top w:type="dxa" w:w="60"/>
+              <w:left w:type="dxa" w:w="100"/>
+              <w:bottom w:type="dxa" w:w="60"/>
+              <w:right w:type="dxa" w:w="100"/>
+            </w:tcMar>
+          </w:tcPr>
+          <w:p>
+            <w:r>
+              <w:rPr>
+                <w:rFonts w:ascii="Calibri" w:cs="Calibri" w:eastAsia="Calibri" w:hAnsi="Calibri"/>
+                <w:b w:val="false"/>
+                <w:bCs w:val="false"/>
+                <w:i w:val="false"/>
+                <w:iCs w:val="false"/>
+                <w:color w:val="000000"/>
+                <w:sz w:val="19"/>
+                <w:szCs w:val="19"/>
+              </w:rPr>
+              <w:t xml:space="preserve"/>
+            </w:r>
+          </w:p>
+        </w:tc>
+        <w:tc>
+          <w:tcPr>
+            <w:tcW w:type="dxa" w:w="1200"/>
+            <w:tcBorders>
+              <w:top w:val="single" w:color="BFBFBF" w:sz="2"/>
+              <w:left w:val="single" w:color="BFBFBF" w:sz="2"/>
+              <w:bottom w:val="single" w:color="BFBFBF" w:sz="2"/>
+              <w:right w:val="single" w:color="BFBFBF" w:sz="2"/>
+            </w:tcBorders>
+            <w:tcMar>
+              <w:top w:type="dxa" w:w="60"/>
+              <w:left w:type="dxa" w:w="100"/>
+              <w:bottom w:type="dxa" w:w="60"/>
+              <w:right w:type="dxa" w:w="100"/>
+            </w:tcMar>
+          </w:tcPr>
+          <w:p>
+            <w:r>
+              <w:rPr>
+                <w:rFonts w:ascii="Calibri" w:cs="Calibri" w:eastAsia="Calibri" w:hAnsi="Calibri"/>
+                <w:b w:val="false"/>
+                <w:bCs w:val="false"/>
+                <w:i w:val="false"/>
+                <w:iCs w:val="false"/>
+                <w:color w:val="000000"/>
+                <w:sz w:val="19"/>
+                <w:szCs w:val="19"/>
+              </w:rPr>
+              <w:t xml:space="preserve"/>
+            </w:r>
+          </w:p>
+        </w:tc>
+        <w:tc>
+          <w:tcPr>
+            <w:tcW w:type="dxa" w:w="6138"/>
+            <w:tcBorders>
+              <w:top w:val="single" w:color="BFBFBF" w:sz="2"/>
+              <w:left w:val="single" w:color="BFBFBF" w:sz="2"/>
+              <w:bottom w:val="single" w:color="BFBFBF" w:sz="2"/>
+              <w:right w:val="single" w:color="BFBFBF" w:sz="2"/>
+            </w:tcBorders>
+            <w:tcMar>
+              <w:top w:type="dxa" w:w="60"/>
+              <w:left w:type="dxa" w:w="100"/>
+              <w:bottom w:type="dxa" w:w="60"/>
+              <w:right w:type="dxa" w:w="100"/>
+            </w:tcMar>
+          </w:tcPr>
+          <w:p>
+            <w:r>
+              <w:rPr>
+                <w:rFonts w:ascii="Calibri" w:cs="Calibri" w:eastAsia="Calibri" w:hAnsi="Calibri"/>
+                <w:b w:val="false"/>
+                <w:bCs w:val="false"/>
+                <w:i w:val="false"/>
+                <w:iCs w:val="false"/>
+                <w:color w:val="000000"/>
+                <w:sz w:val="19"/>
+                <w:szCs w:val="19"/>
+              </w:rPr>
+              <w:t xml:space="preserve"/>
+            </w:r>
+          </w:p>
+        </w:tc>
+        <w:tc>
+          <w:tcPr>
+            <w:tcW w:type="dxa" w:w="1400"/>
+            <w:tcBorders>
+              <w:top w:val="single" w:color="BFBFBF" w:sz="2"/>
+              <w:left w:val="single" w:color="BFBFBF" w:sz="2"/>
+              <w:bottom w:val="single" w:color="BFBFBF" w:sz="2"/>
+              <w:right w:val="single" w:color="BFBFBF" w:sz="2"/>
+            </w:tcBorders>
+            <w:tcMar>
+              <w:top w:type="dxa" w:w="60"/>
+              <w:left w:type="dxa" w:w="100"/>
+              <w:bottom w:type="dxa" w:w="60"/>
+              <w:right w:type="dxa" w:w="100"/>
+            </w:tcMar>
+          </w:tcPr>
+          <w:p>
+            <w:r>
+              <w:rPr>
+                <w:rFonts w:ascii="Calibri" w:cs="Calibri" w:eastAsia="Calibri" w:hAnsi="Calibri"/>
+                <w:b w:val="false"/>
+                <w:bCs w:val="false"/>
+                <w:i w:val="false"/>
+                <w:iCs w:val="false"/>
+                <w:color w:val="000000"/>
+                <w:sz w:val="19"/>
+                <w:szCs w:val="19"/>
+              </w:rPr>
+              <w:t xml:space="preserve"/>
+            </w:r>
+          </w:p>
+        </w:tc>
+      </w:tr>
+      <w:tr>
+        <w:tc>
+          <w:tcPr>
+            <w:tcW w:type="dxa" w:w="900"/>
+            <w:tcBorders>
+              <w:top w:val="single" w:color="BFBFBF" w:sz="2"/>
+              <w:left w:val="single" w:color="BFBFBF" w:sz="2"/>
+              <w:bottom w:val="single" w:color="BFBFBF" w:sz="2"/>
+              <w:right w:val="single" w:color="BFBFBF" w:sz="2"/>
+            </w:tcBorders>
+            <w:tcMar>
+              <w:top w:type="dxa" w:w="60"/>
+              <w:left w:type="dxa" w:w="100"/>
+              <w:bottom w:type="dxa" w:w="60"/>
+              <w:right w:type="dxa" w:w="100"/>
+            </w:tcMar>
+          </w:tcPr>
+          <w:p>
+            <w:r>
+              <w:rPr>
+                <w:rFonts w:ascii="Calibri" w:cs="Calibri" w:eastAsia="Calibri" w:hAnsi="Calibri"/>
+                <w:b w:val="false"/>
+                <w:bCs w:val="false"/>
+                <w:i w:val="false"/>
+                <w:iCs w:val="false"/>
+                <w:color w:val="000000"/>
+                <w:sz w:val="19"/>
+                <w:szCs w:val="19"/>
+              </w:rPr>
+              <w:t xml:space="preserve"/>
+            </w:r>
+          </w:p>
+        </w:tc>
+        <w:tc>
+          <w:tcPr>
+            <w:tcW w:type="dxa" w:w="1200"/>
+            <w:tcBorders>
+              <w:top w:val="single" w:color="BFBFBF" w:sz="2"/>
+              <w:left w:val="single" w:color="BFBFBF" w:sz="2"/>
+              <w:bottom w:val="single" w:color="BFBFBF" w:sz="2"/>
+              <w:right w:val="single" w:color="BFBFBF" w:sz="2"/>
+            </w:tcBorders>
+            <w:tcMar>
+              <w:top w:type="dxa" w:w="60"/>
+              <w:left w:type="dxa" w:w="100"/>
+              <w:bottom w:type="dxa" w:w="60"/>
+              <w:right w:type="dxa" w:w="100"/>
+            </w:tcMar>
+          </w:tcPr>
+          <w:p>
+            <w:r>
+              <w:rPr>
+                <w:rFonts w:ascii="Calibri" w:cs="Calibri" w:eastAsia="Calibri" w:hAnsi="Calibri"/>
+                <w:b w:val="false"/>
+                <w:bCs w:val="false"/>
+                <w:i w:val="false"/>
+                <w:iCs w:val="false"/>
+                <w:color w:val="000000"/>
+                <w:sz w:val="19"/>
+                <w:szCs w:val="19"/>
+              </w:rPr>
+              <w:t xml:space="preserve"/>
+            </w:r>
+          </w:p>
+        </w:tc>
+        <w:tc>
+          <w:tcPr>
+            <w:tcW w:type="dxa" w:w="6138"/>
+            <w:tcBorders>
+              <w:top w:val="single" w:color="BFBFBF" w:sz="2"/>
+              <w:left w:val="single" w:color="BFBFBF" w:sz="2"/>
+              <w:bottom w:val="single" w:color="BFBFBF" w:sz="2"/>
+              <w:right w:val="single" w:color="BFBFBF" w:sz="2"/>
+            </w:tcBorders>
+            <w:tcMar>
+              <w:top w:type="dxa" w:w="60"/>
+              <w:left w:type="dxa" w:w="100"/>
+              <w:bottom w:type="dxa" w:w="60"/>
+              <w:right w:type="dxa" w:w="100"/>
+            </w:tcMar>
+          </w:tcPr>
+          <w:p>
+            <w:r>
+              <w:rPr>
+                <w:rFonts w:ascii="Calibri" w:cs="Calibri" w:eastAsia="Calibri" w:hAnsi="Calibri"/>
+                <w:b w:val="false"/>
+                <w:bCs w:val="false"/>
+                <w:i w:val="false"/>
+                <w:iCs w:val="false"/>
+                <w:color w:val="000000"/>
+                <w:sz w:val="19"/>
+                <w:szCs w:val="19"/>
+              </w:rPr>
+              <w:t xml:space="preserve"/>
+            </w:r>
+          </w:p>
+        </w:tc>
+        <w:tc>
+          <w:tcPr>
+            <w:tcW w:type="dxa" w:w="1400"/>
+            <w:tcBorders>
+              <w:top w:val="single" w:color="BFBFBF" w:sz="2"/>
+              <w:left w:val="single" w:color="BFBFBF" w:sz="2"/>
+              <w:bottom w:val="single" w:color="BFBFBF" w:sz="2"/>
+              <w:right w:val="single" w:color="BFBFBF" w:sz="2"/>
+            </w:tcBorders>
+            <w:tcMar>
+              <w:top w:type="dxa" w:w="60"/>
+              <w:left w:type="dxa" w:w="100"/>
+              <w:bottom w:type="dxa" w:w="60"/>
+              <w:right w:type="dxa" w:w="100"/>
+            </w:tcMar>
+          </w:tcPr>
+          <w:p>
+            <w:r>
+              <w:rPr>
+                <w:rFonts w:ascii="Calibri" w:cs="Calibri" w:eastAsia="Calibri" w:hAnsi="Calibri"/>
+                <w:b w:val="false"/>
+                <w:bCs w:val="false"/>
+                <w:i w:val="false"/>
+                <w:iCs w:val="false"/>
+                <w:color w:val="000000"/>
+                <w:sz w:val="19"/>
+                <w:szCs w:val="19"/>
+              </w:rPr>
+              <w:t xml:space="preserve"/>
+            </w:r>
+          </w:p>
+        </w:tc>
+      </w:tr>
+    </w:tbl>
+    <w:p>
+      <w:pPr>
         <w:spacing w:after="200" w:before="120"/>
       </w:pPr>
       <w:r>
@@ -937,6 +1515,844 @@
           <w:sz w:val="21"/>
           <w:szCs w:val="21"/>
         </w:rPr>
+        <w:t xml:space="preserve">Overzicht</w:t>
+      </w:r>
+    </w:p>
+    <w:p>
+      <w:pPr>
+        <w:spacing w:after="60"/>
+      </w:pPr>
+      <w:r>
+        <w:rPr>
+          <w:rFonts w:ascii="Calibri" w:cs="Calibri" w:eastAsia="Calibri" w:hAnsi="Calibri"/>
+          <w:i/>
+          <w:iCs/>
+          <w:color w:val="767676"/>
+          <w:sz w:val="17"/>
+          <w:szCs w:val="17"/>
+        </w:rPr>
+        <w:t xml:space="preserve">Alle principes op één rij, zodat de set in één oogopslag te overzien is en bij een toets als checklist gebruikt kan worden. Vul dit blok als laatste in. Onder "Raakt" staat waar het principe iets voorschrijft — organisatie, proces, informatie, applicatie of techniek — zodat een toets alleen de principes langsloopt die van toepassing zijn.</w:t>
+      </w:r>
+    </w:p>
+    <w:tbl>
+      <w:tblPr>
+        <w:tblW w:type="dxa" w:w="9638"/>
+        <w:tblBorders>
+          <w:top w:val="single" w:color="auto" w:sz="4"/>
+          <w:left w:val="single" w:color="auto" w:sz="4"/>
+          <w:bottom w:val="single" w:color="auto" w:sz="4"/>
+          <w:right w:val="single" w:color="auto" w:sz="4"/>
+          <w:insideH w:val="single" w:color="auto" w:sz="4"/>
+          <w:insideV w:val="single" w:color="auto" w:sz="4"/>
+        </w:tblBorders>
+      </w:tblPr>
+      <w:tblGrid>
+        <w:gridCol w:w="600"/>
+        <w:gridCol w:w="2400"/>
+        <w:gridCol w:w="4838"/>
+        <w:gridCol w:w="1800"/>
+      </w:tblGrid>
+      <w:tr>
+        <w:trPr>
+          <w:tblHeader/>
+        </w:trPr>
+        <w:tc>
+          <w:tcPr>
+            <w:tcW w:type="dxa" w:w="600"/>
+            <w:tcBorders>
+              <w:top w:val="single" w:color="BFBFBF" w:sz="2"/>
+              <w:left w:val="single" w:color="BFBFBF" w:sz="2"/>
+              <w:bottom w:val="single" w:color="BFBFBF" w:sz="2"/>
+              <w:right w:val="single" w:color="BFBFBF" w:sz="2"/>
+            </w:tcBorders>
+            <w:shd w:fill="EFF2F7" w:color="auto" w:val="clear"/>
+            <w:tcMar>
+              <w:top w:type="dxa" w:w="60"/>
+              <w:left w:type="dxa" w:w="100"/>
+              <w:bottom w:type="dxa" w:w="60"/>
+              <w:right w:type="dxa" w:w="100"/>
+            </w:tcMar>
+          </w:tcPr>
+          <w:p>
+            <w:r>
+              <w:rPr>
+                <w:rFonts w:ascii="Calibri" w:cs="Calibri" w:eastAsia="Calibri" w:hAnsi="Calibri"/>
+                <w:b/>
+                <w:bCs/>
+                <w:i w:val="false"/>
+                <w:iCs w:val="false"/>
+                <w:color w:val="1F3864"/>
+                <w:sz w:val="19"/>
+                <w:szCs w:val="19"/>
+              </w:rPr>
+              <w:t xml:space="preserve">Nr</w:t>
+            </w:r>
+          </w:p>
+        </w:tc>
+        <w:tc>
+          <w:tcPr>
+            <w:tcW w:type="dxa" w:w="2400"/>
+            <w:tcBorders>
+              <w:top w:val="single" w:color="BFBFBF" w:sz="2"/>
+              <w:left w:val="single" w:color="BFBFBF" w:sz="2"/>
+              <w:bottom w:val="single" w:color="BFBFBF" w:sz="2"/>
+              <w:right w:val="single" w:color="BFBFBF" w:sz="2"/>
+            </w:tcBorders>
+            <w:shd w:fill="EFF2F7" w:color="auto" w:val="clear"/>
+            <w:tcMar>
+              <w:top w:type="dxa" w:w="60"/>
+              <w:left w:type="dxa" w:w="100"/>
+              <w:bottom w:type="dxa" w:w="60"/>
+              <w:right w:type="dxa" w:w="100"/>
+            </w:tcMar>
+          </w:tcPr>
+          <w:p>
+            <w:r>
+              <w:rPr>
+                <w:rFonts w:ascii="Calibri" w:cs="Calibri" w:eastAsia="Calibri" w:hAnsi="Calibri"/>
+                <w:b/>
+                <w:bCs/>
+                <w:i w:val="false"/>
+                <w:iCs w:val="false"/>
+                <w:color w:val="1F3864"/>
+                <w:sz w:val="19"/>
+                <w:szCs w:val="19"/>
+              </w:rPr>
+              <w:t xml:space="preserve">Principe</w:t>
+            </w:r>
+          </w:p>
+        </w:tc>
+        <w:tc>
+          <w:tcPr>
+            <w:tcW w:type="dxa" w:w="4838"/>
+            <w:tcBorders>
+              <w:top w:val="single" w:color="BFBFBF" w:sz="2"/>
+              <w:left w:val="single" w:color="BFBFBF" w:sz="2"/>
+              <w:bottom w:val="single" w:color="BFBFBF" w:sz="2"/>
+              <w:right w:val="single" w:color="BFBFBF" w:sz="2"/>
+            </w:tcBorders>
+            <w:shd w:fill="EFF2F7" w:color="auto" w:val="clear"/>
+            <w:tcMar>
+              <w:top w:type="dxa" w:w="60"/>
+              <w:left w:type="dxa" w:w="100"/>
+              <w:bottom w:type="dxa" w:w="60"/>
+              <w:right w:type="dxa" w:w="100"/>
+            </w:tcMar>
+          </w:tcPr>
+          <w:p>
+            <w:r>
+              <w:rPr>
+                <w:rFonts w:ascii="Calibri" w:cs="Calibri" w:eastAsia="Calibri" w:hAnsi="Calibri"/>
+                <w:b/>
+                <w:bCs/>
+                <w:i w:val="false"/>
+                <w:iCs w:val="false"/>
+                <w:color w:val="1F3864"/>
+                <w:sz w:val="19"/>
+                <w:szCs w:val="19"/>
+              </w:rPr>
+              <w:t xml:space="preserve">Stelling in één zin</w:t>
+            </w:r>
+          </w:p>
+        </w:tc>
+        <w:tc>
+          <w:tcPr>
+            <w:tcW w:type="dxa" w:w="1800"/>
+            <w:tcBorders>
+              <w:top w:val="single" w:color="BFBFBF" w:sz="2"/>
+              <w:left w:val="single" w:color="BFBFBF" w:sz="2"/>
+              <w:bottom w:val="single" w:color="BFBFBF" w:sz="2"/>
+              <w:right w:val="single" w:color="BFBFBF" w:sz="2"/>
+            </w:tcBorders>
+            <w:shd w:fill="EFF2F7" w:color="auto" w:val="clear"/>
+            <w:tcMar>
+              <w:top w:type="dxa" w:w="60"/>
+              <w:left w:type="dxa" w:w="100"/>
+              <w:bottom w:type="dxa" w:w="60"/>
+              <w:right w:type="dxa" w:w="100"/>
+            </w:tcMar>
+          </w:tcPr>
+          <w:p>
+            <w:r>
+              <w:rPr>
+                <w:rFonts w:ascii="Calibri" w:cs="Calibri" w:eastAsia="Calibri" w:hAnsi="Calibri"/>
+                <w:b/>
+                <w:bCs/>
+                <w:i w:val="false"/>
+                <w:iCs w:val="false"/>
+                <w:color w:val="1F3864"/>
+                <w:sz w:val="19"/>
+                <w:szCs w:val="19"/>
+              </w:rPr>
+              <w:t xml:space="preserve">Raakt</w:t>
+            </w:r>
+          </w:p>
+        </w:tc>
+      </w:tr>
+      <w:tr>
+        <w:tc>
+          <w:tcPr>
+            <w:tcW w:type="dxa" w:w="600"/>
+            <w:tcBorders>
+              <w:top w:val="single" w:color="BFBFBF" w:sz="2"/>
+              <w:left w:val="single" w:color="BFBFBF" w:sz="2"/>
+              <w:bottom w:val="single" w:color="BFBFBF" w:sz="2"/>
+              <w:right w:val="single" w:color="BFBFBF" w:sz="2"/>
+            </w:tcBorders>
+            <w:tcMar>
+              <w:top w:type="dxa" w:w="60"/>
+              <w:left w:type="dxa" w:w="100"/>
+              <w:bottom w:type="dxa" w:w="60"/>
+              <w:right w:type="dxa" w:w="100"/>
+            </w:tcMar>
+          </w:tcPr>
+          <w:p>
+            <w:r>
+              <w:rPr>
+                <w:rFonts w:ascii="Calibri" w:cs="Calibri" w:eastAsia="Calibri" w:hAnsi="Calibri"/>
+                <w:b w:val="false"/>
+                <w:bCs w:val="false"/>
+                <w:i w:val="false"/>
+                <w:iCs w:val="false"/>
+                <w:color w:val="000000"/>
+                <w:sz w:val="19"/>
+                <w:szCs w:val="19"/>
+              </w:rPr>
+              <w:t xml:space="preserve"/>
+            </w:r>
+          </w:p>
+        </w:tc>
+        <w:tc>
+          <w:tcPr>
+            <w:tcW w:type="dxa" w:w="2400"/>
+            <w:tcBorders>
+              <w:top w:val="single" w:color="BFBFBF" w:sz="2"/>
+              <w:left w:val="single" w:color="BFBFBF" w:sz="2"/>
+              <w:bottom w:val="single" w:color="BFBFBF" w:sz="2"/>
+              <w:right w:val="single" w:color="BFBFBF" w:sz="2"/>
+            </w:tcBorders>
+            <w:tcMar>
+              <w:top w:type="dxa" w:w="60"/>
+              <w:left w:type="dxa" w:w="100"/>
+              <w:bottom w:type="dxa" w:w="60"/>
+              <w:right w:type="dxa" w:w="100"/>
+            </w:tcMar>
+          </w:tcPr>
+          <w:p>
+            <w:r>
+              <w:rPr>
+                <w:rFonts w:ascii="Calibri" w:cs="Calibri" w:eastAsia="Calibri" w:hAnsi="Calibri"/>
+                <w:b w:val="false"/>
+                <w:bCs w:val="false"/>
+                <w:i w:val="false"/>
+                <w:iCs w:val="false"/>
+                <w:color w:val="000000"/>
+                <w:sz w:val="19"/>
+                <w:szCs w:val="19"/>
+              </w:rPr>
+              <w:t xml:space="preserve"/>
+            </w:r>
+          </w:p>
+        </w:tc>
+        <w:tc>
+          <w:tcPr>
+            <w:tcW w:type="dxa" w:w="4838"/>
+            <w:tcBorders>
+              <w:top w:val="single" w:color="BFBFBF" w:sz="2"/>
+              <w:left w:val="single" w:color="BFBFBF" w:sz="2"/>
+              <w:bottom w:val="single" w:color="BFBFBF" w:sz="2"/>
+              <w:right w:val="single" w:color="BFBFBF" w:sz="2"/>
+            </w:tcBorders>
+            <w:tcMar>
+              <w:top w:type="dxa" w:w="60"/>
+              <w:left w:type="dxa" w:w="100"/>
+              <w:bottom w:type="dxa" w:w="60"/>
+              <w:right w:type="dxa" w:w="100"/>
+            </w:tcMar>
+          </w:tcPr>
+          <w:p>
+            <w:r>
+              <w:rPr>
+                <w:rFonts w:ascii="Calibri" w:cs="Calibri" w:eastAsia="Calibri" w:hAnsi="Calibri"/>
+                <w:b w:val="false"/>
+                <w:bCs w:val="false"/>
+                <w:i w:val="false"/>
+                <w:iCs w:val="false"/>
+                <w:color w:val="000000"/>
+                <w:sz w:val="19"/>
+                <w:szCs w:val="19"/>
+              </w:rPr>
+              <w:t xml:space="preserve"/>
+            </w:r>
+          </w:p>
+        </w:tc>
+        <w:tc>
+          <w:tcPr>
+            <w:tcW w:type="dxa" w:w="1800"/>
+            <w:tcBorders>
+              <w:top w:val="single" w:color="BFBFBF" w:sz="2"/>
+              <w:left w:val="single" w:color="BFBFBF" w:sz="2"/>
+              <w:bottom w:val="single" w:color="BFBFBF" w:sz="2"/>
+              <w:right w:val="single" w:color="BFBFBF" w:sz="2"/>
+            </w:tcBorders>
+            <w:tcMar>
+              <w:top w:type="dxa" w:w="60"/>
+              <w:left w:type="dxa" w:w="100"/>
+              <w:bottom w:type="dxa" w:w="60"/>
+              <w:right w:type="dxa" w:w="100"/>
+            </w:tcMar>
+          </w:tcPr>
+          <w:p>
+            <w:r>
+              <w:rPr>
+                <w:rFonts w:ascii="Calibri" w:cs="Calibri" w:eastAsia="Calibri" w:hAnsi="Calibri"/>
+                <w:b w:val="false"/>
+                <w:bCs w:val="false"/>
+                <w:i w:val="false"/>
+                <w:iCs w:val="false"/>
+                <w:color w:val="000000"/>
+                <w:sz w:val="19"/>
+                <w:szCs w:val="19"/>
+              </w:rPr>
+              <w:t xml:space="preserve"/>
+            </w:r>
+          </w:p>
+        </w:tc>
+      </w:tr>
+      <w:tr>
+        <w:tc>
+          <w:tcPr>
+            <w:tcW w:type="dxa" w:w="600"/>
+            <w:tcBorders>
+              <w:top w:val="single" w:color="BFBFBF" w:sz="2"/>
+              <w:left w:val="single" w:color="BFBFBF" w:sz="2"/>
+              <w:bottom w:val="single" w:color="BFBFBF" w:sz="2"/>
+              <w:right w:val="single" w:color="BFBFBF" w:sz="2"/>
+            </w:tcBorders>
+            <w:tcMar>
+              <w:top w:type="dxa" w:w="60"/>
+              <w:left w:type="dxa" w:w="100"/>
+              <w:bottom w:type="dxa" w:w="60"/>
+              <w:right w:type="dxa" w:w="100"/>
+            </w:tcMar>
+          </w:tcPr>
+          <w:p>
+            <w:r>
+              <w:rPr>
+                <w:rFonts w:ascii="Calibri" w:cs="Calibri" w:eastAsia="Calibri" w:hAnsi="Calibri"/>
+                <w:b w:val="false"/>
+                <w:bCs w:val="false"/>
+                <w:i w:val="false"/>
+                <w:iCs w:val="false"/>
+                <w:color w:val="000000"/>
+                <w:sz w:val="19"/>
+                <w:szCs w:val="19"/>
+              </w:rPr>
+              <w:t xml:space="preserve"/>
+            </w:r>
+          </w:p>
+        </w:tc>
+        <w:tc>
+          <w:tcPr>
+            <w:tcW w:type="dxa" w:w="2400"/>
+            <w:tcBorders>
+              <w:top w:val="single" w:color="BFBFBF" w:sz="2"/>
+              <w:left w:val="single" w:color="BFBFBF" w:sz="2"/>
+              <w:bottom w:val="single" w:color="BFBFBF" w:sz="2"/>
+              <w:right w:val="single" w:color="BFBFBF" w:sz="2"/>
+            </w:tcBorders>
+            <w:tcMar>
+              <w:top w:type="dxa" w:w="60"/>
+              <w:left w:type="dxa" w:w="100"/>
+              <w:bottom w:type="dxa" w:w="60"/>
+              <w:right w:type="dxa" w:w="100"/>
+            </w:tcMar>
+          </w:tcPr>
+          <w:p>
+            <w:r>
+              <w:rPr>
+                <w:rFonts w:ascii="Calibri" w:cs="Calibri" w:eastAsia="Calibri" w:hAnsi="Calibri"/>
+                <w:b w:val="false"/>
+                <w:bCs w:val="false"/>
+                <w:i w:val="false"/>
+                <w:iCs w:val="false"/>
+                <w:color w:val="000000"/>
+                <w:sz w:val="19"/>
+                <w:szCs w:val="19"/>
+              </w:rPr>
+              <w:t xml:space="preserve"/>
+            </w:r>
+          </w:p>
+        </w:tc>
+        <w:tc>
+          <w:tcPr>
+            <w:tcW w:type="dxa" w:w="4838"/>
+            <w:tcBorders>
+              <w:top w:val="single" w:color="BFBFBF" w:sz="2"/>
+              <w:left w:val="single" w:color="BFBFBF" w:sz="2"/>
+              <w:bottom w:val="single" w:color="BFBFBF" w:sz="2"/>
+              <w:right w:val="single" w:color="BFBFBF" w:sz="2"/>
+            </w:tcBorders>
+            <w:tcMar>
+              <w:top w:type="dxa" w:w="60"/>
+              <w:left w:type="dxa" w:w="100"/>
+              <w:bottom w:type="dxa" w:w="60"/>
+              <w:right w:type="dxa" w:w="100"/>
+            </w:tcMar>
+          </w:tcPr>
+          <w:p>
+            <w:r>
+              <w:rPr>
+                <w:rFonts w:ascii="Calibri" w:cs="Calibri" w:eastAsia="Calibri" w:hAnsi="Calibri"/>
+                <w:b w:val="false"/>
+                <w:bCs w:val="false"/>
+                <w:i w:val="false"/>
+                <w:iCs w:val="false"/>
+                <w:color w:val="000000"/>
+                <w:sz w:val="19"/>
+                <w:szCs w:val="19"/>
+              </w:rPr>
+              <w:t xml:space="preserve"/>
+            </w:r>
+          </w:p>
+        </w:tc>
+        <w:tc>
+          <w:tcPr>
+            <w:tcW w:type="dxa" w:w="1800"/>
+            <w:tcBorders>
+              <w:top w:val="single" w:color="BFBFBF" w:sz="2"/>
+              <w:left w:val="single" w:color="BFBFBF" w:sz="2"/>
+              <w:bottom w:val="single" w:color="BFBFBF" w:sz="2"/>
+              <w:right w:val="single" w:color="BFBFBF" w:sz="2"/>
+            </w:tcBorders>
+            <w:tcMar>
+              <w:top w:type="dxa" w:w="60"/>
+              <w:left w:type="dxa" w:w="100"/>
+              <w:bottom w:type="dxa" w:w="60"/>
+              <w:right w:type="dxa" w:w="100"/>
+            </w:tcMar>
+          </w:tcPr>
+          <w:p>
+            <w:r>
+              <w:rPr>
+                <w:rFonts w:ascii="Calibri" w:cs="Calibri" w:eastAsia="Calibri" w:hAnsi="Calibri"/>
+                <w:b w:val="false"/>
+                <w:bCs w:val="false"/>
+                <w:i w:val="false"/>
+                <w:iCs w:val="false"/>
+                <w:color w:val="000000"/>
+                <w:sz w:val="19"/>
+                <w:szCs w:val="19"/>
+              </w:rPr>
+              <w:t xml:space="preserve"/>
+            </w:r>
+          </w:p>
+        </w:tc>
+      </w:tr>
+      <w:tr>
+        <w:tc>
+          <w:tcPr>
+            <w:tcW w:type="dxa" w:w="600"/>
+            <w:tcBorders>
+              <w:top w:val="single" w:color="BFBFBF" w:sz="2"/>
+              <w:left w:val="single" w:color="BFBFBF" w:sz="2"/>
+              <w:bottom w:val="single" w:color="BFBFBF" w:sz="2"/>
+              <w:right w:val="single" w:color="BFBFBF" w:sz="2"/>
+            </w:tcBorders>
+            <w:tcMar>
+              <w:top w:type="dxa" w:w="60"/>
+              <w:left w:type="dxa" w:w="100"/>
+              <w:bottom w:type="dxa" w:w="60"/>
+              <w:right w:type="dxa" w:w="100"/>
+            </w:tcMar>
+          </w:tcPr>
+          <w:p>
+            <w:r>
+              <w:rPr>
+                <w:rFonts w:ascii="Calibri" w:cs="Calibri" w:eastAsia="Calibri" w:hAnsi="Calibri"/>
+                <w:b w:val="false"/>
+                <w:bCs w:val="false"/>
+                <w:i w:val="false"/>
+                <w:iCs w:val="false"/>
+                <w:color w:val="000000"/>
+                <w:sz w:val="19"/>
+                <w:szCs w:val="19"/>
+              </w:rPr>
+              <w:t xml:space="preserve"/>
+            </w:r>
+          </w:p>
+        </w:tc>
+        <w:tc>
+          <w:tcPr>
+            <w:tcW w:type="dxa" w:w="2400"/>
+            <w:tcBorders>
+              <w:top w:val="single" w:color="BFBFBF" w:sz="2"/>
+              <w:left w:val="single" w:color="BFBFBF" w:sz="2"/>
+              <w:bottom w:val="single" w:color="BFBFBF" w:sz="2"/>
+              <w:right w:val="single" w:color="BFBFBF" w:sz="2"/>
+            </w:tcBorders>
+            <w:tcMar>
+              <w:top w:type="dxa" w:w="60"/>
+              <w:left w:type="dxa" w:w="100"/>
+              <w:bottom w:type="dxa" w:w="60"/>
+              <w:right w:type="dxa" w:w="100"/>
+            </w:tcMar>
+          </w:tcPr>
+          <w:p>
+            <w:r>
+              <w:rPr>
+                <w:rFonts w:ascii="Calibri" w:cs="Calibri" w:eastAsia="Calibri" w:hAnsi="Calibri"/>
+                <w:b w:val="false"/>
+                <w:bCs w:val="false"/>
+                <w:i w:val="false"/>
+                <w:iCs w:val="false"/>
+                <w:color w:val="000000"/>
+                <w:sz w:val="19"/>
+                <w:szCs w:val="19"/>
+              </w:rPr>
+              <w:t xml:space="preserve"/>
+            </w:r>
+          </w:p>
+        </w:tc>
+        <w:tc>
+          <w:tcPr>
+            <w:tcW w:type="dxa" w:w="4838"/>
+            <w:tcBorders>
+              <w:top w:val="single" w:color="BFBFBF" w:sz="2"/>
+              <w:left w:val="single" w:color="BFBFBF" w:sz="2"/>
+              <w:bottom w:val="single" w:color="BFBFBF" w:sz="2"/>
+              <w:right w:val="single" w:color="BFBFBF" w:sz="2"/>
+            </w:tcBorders>
+            <w:tcMar>
+              <w:top w:type="dxa" w:w="60"/>
+              <w:left w:type="dxa" w:w="100"/>
+              <w:bottom w:type="dxa" w:w="60"/>
+              <w:right w:type="dxa" w:w="100"/>
+            </w:tcMar>
+          </w:tcPr>
+          <w:p>
+            <w:r>
+              <w:rPr>
+                <w:rFonts w:ascii="Calibri" w:cs="Calibri" w:eastAsia="Calibri" w:hAnsi="Calibri"/>
+                <w:b w:val="false"/>
+                <w:bCs w:val="false"/>
+                <w:i w:val="false"/>
+                <w:iCs w:val="false"/>
+                <w:color w:val="000000"/>
+                <w:sz w:val="19"/>
+                <w:szCs w:val="19"/>
+              </w:rPr>
+              <w:t xml:space="preserve"/>
+            </w:r>
+          </w:p>
+        </w:tc>
+        <w:tc>
+          <w:tcPr>
+            <w:tcW w:type="dxa" w:w="1800"/>
+            <w:tcBorders>
+              <w:top w:val="single" w:color="BFBFBF" w:sz="2"/>
+              <w:left w:val="single" w:color="BFBFBF" w:sz="2"/>
+              <w:bottom w:val="single" w:color="BFBFBF" w:sz="2"/>
+              <w:right w:val="single" w:color="BFBFBF" w:sz="2"/>
+            </w:tcBorders>
+            <w:tcMar>
+              <w:top w:type="dxa" w:w="60"/>
+              <w:left w:type="dxa" w:w="100"/>
+              <w:bottom w:type="dxa" w:w="60"/>
+              <w:right w:type="dxa" w:w="100"/>
+            </w:tcMar>
+          </w:tcPr>
+          <w:p>
+            <w:r>
+              <w:rPr>
+                <w:rFonts w:ascii="Calibri" w:cs="Calibri" w:eastAsia="Calibri" w:hAnsi="Calibri"/>
+                <w:b w:val="false"/>
+                <w:bCs w:val="false"/>
+                <w:i w:val="false"/>
+                <w:iCs w:val="false"/>
+                <w:color w:val="000000"/>
+                <w:sz w:val="19"/>
+                <w:szCs w:val="19"/>
+              </w:rPr>
+              <w:t xml:space="preserve"/>
+            </w:r>
+          </w:p>
+        </w:tc>
+      </w:tr>
+      <w:tr>
+        <w:tc>
+          <w:tcPr>
+            <w:tcW w:type="dxa" w:w="600"/>
+            <w:tcBorders>
+              <w:top w:val="single" w:color="BFBFBF" w:sz="2"/>
+              <w:left w:val="single" w:color="BFBFBF" w:sz="2"/>
+              <w:bottom w:val="single" w:color="BFBFBF" w:sz="2"/>
+              <w:right w:val="single" w:color="BFBFBF" w:sz="2"/>
+            </w:tcBorders>
+            <w:tcMar>
+              <w:top w:type="dxa" w:w="60"/>
+              <w:left w:type="dxa" w:w="100"/>
+              <w:bottom w:type="dxa" w:w="60"/>
+              <w:right w:type="dxa" w:w="100"/>
+            </w:tcMar>
+          </w:tcPr>
+          <w:p>
+            <w:r>
+              <w:rPr>
+                <w:rFonts w:ascii="Calibri" w:cs="Calibri" w:eastAsia="Calibri" w:hAnsi="Calibri"/>
+                <w:b w:val="false"/>
+                <w:bCs w:val="false"/>
+                <w:i w:val="false"/>
+                <w:iCs w:val="false"/>
+                <w:color w:val="000000"/>
+                <w:sz w:val="19"/>
+                <w:szCs w:val="19"/>
+              </w:rPr>
+              <w:t xml:space="preserve"/>
+            </w:r>
+          </w:p>
+        </w:tc>
+        <w:tc>
+          <w:tcPr>
+            <w:tcW w:type="dxa" w:w="2400"/>
+            <w:tcBorders>
+              <w:top w:val="single" w:color="BFBFBF" w:sz="2"/>
+              <w:left w:val="single" w:color="BFBFBF" w:sz="2"/>
+              <w:bottom w:val="single" w:color="BFBFBF" w:sz="2"/>
+              <w:right w:val="single" w:color="BFBFBF" w:sz="2"/>
+            </w:tcBorders>
+            <w:tcMar>
+              <w:top w:type="dxa" w:w="60"/>
+              <w:left w:type="dxa" w:w="100"/>
+              <w:bottom w:type="dxa" w:w="60"/>
+              <w:right w:type="dxa" w:w="100"/>
+            </w:tcMar>
+          </w:tcPr>
+          <w:p>
+            <w:r>
+              <w:rPr>
+                <w:rFonts w:ascii="Calibri" w:cs="Calibri" w:eastAsia="Calibri" w:hAnsi="Calibri"/>
+                <w:b w:val="false"/>
+                <w:bCs w:val="false"/>
+                <w:i w:val="false"/>
+                <w:iCs w:val="false"/>
+                <w:color w:val="000000"/>
+                <w:sz w:val="19"/>
+                <w:szCs w:val="19"/>
+              </w:rPr>
+              <w:t xml:space="preserve"/>
+            </w:r>
+          </w:p>
+        </w:tc>
+        <w:tc>
+          <w:tcPr>
+            <w:tcW w:type="dxa" w:w="4838"/>
+            <w:tcBorders>
+              <w:top w:val="single" w:color="BFBFBF" w:sz="2"/>
+              <w:left w:val="single" w:color="BFBFBF" w:sz="2"/>
+              <w:bottom w:val="single" w:color="BFBFBF" w:sz="2"/>
+              <w:right w:val="single" w:color="BFBFBF" w:sz="2"/>
+            </w:tcBorders>
+            <w:tcMar>
+              <w:top w:type="dxa" w:w="60"/>
+              <w:left w:type="dxa" w:w="100"/>
+              <w:bottom w:type="dxa" w:w="60"/>
+              <w:right w:type="dxa" w:w="100"/>
+            </w:tcMar>
+          </w:tcPr>
+          <w:p>
+            <w:r>
+              <w:rPr>
+                <w:rFonts w:ascii="Calibri" w:cs="Calibri" w:eastAsia="Calibri" w:hAnsi="Calibri"/>
+                <w:b w:val="false"/>
+                <w:bCs w:val="false"/>
+                <w:i w:val="false"/>
+                <w:iCs w:val="false"/>
+                <w:color w:val="000000"/>
+                <w:sz w:val="19"/>
+                <w:szCs w:val="19"/>
+              </w:rPr>
+              <w:t xml:space="preserve"/>
+            </w:r>
+          </w:p>
+        </w:tc>
+        <w:tc>
+          <w:tcPr>
+            <w:tcW w:type="dxa" w:w="1800"/>
+            <w:tcBorders>
+              <w:top w:val="single" w:color="BFBFBF" w:sz="2"/>
+              <w:left w:val="single" w:color="BFBFBF" w:sz="2"/>
+              <w:bottom w:val="single" w:color="BFBFBF" w:sz="2"/>
+              <w:right w:val="single" w:color="BFBFBF" w:sz="2"/>
+            </w:tcBorders>
+            <w:tcMar>
+              <w:top w:type="dxa" w:w="60"/>
+              <w:left w:type="dxa" w:w="100"/>
+              <w:bottom w:type="dxa" w:w="60"/>
+              <w:right w:type="dxa" w:w="100"/>
+            </w:tcMar>
+          </w:tcPr>
+          <w:p>
+            <w:r>
+              <w:rPr>
+                <w:rFonts w:ascii="Calibri" w:cs="Calibri" w:eastAsia="Calibri" w:hAnsi="Calibri"/>
+                <w:b w:val="false"/>
+                <w:bCs w:val="false"/>
+                <w:i w:val="false"/>
+                <w:iCs w:val="false"/>
+                <w:color w:val="000000"/>
+                <w:sz w:val="19"/>
+                <w:szCs w:val="19"/>
+              </w:rPr>
+              <w:t xml:space="preserve"/>
+            </w:r>
+          </w:p>
+        </w:tc>
+      </w:tr>
+      <w:tr>
+        <w:tc>
+          <w:tcPr>
+            <w:tcW w:type="dxa" w:w="600"/>
+            <w:tcBorders>
+              <w:top w:val="single" w:color="BFBFBF" w:sz="2"/>
+              <w:left w:val="single" w:color="BFBFBF" w:sz="2"/>
+              <w:bottom w:val="single" w:color="BFBFBF" w:sz="2"/>
+              <w:right w:val="single" w:color="BFBFBF" w:sz="2"/>
+            </w:tcBorders>
+            <w:tcMar>
+              <w:top w:type="dxa" w:w="60"/>
+              <w:left w:type="dxa" w:w="100"/>
+              <w:bottom w:type="dxa" w:w="60"/>
+              <w:right w:type="dxa" w:w="100"/>
+            </w:tcMar>
+          </w:tcPr>
+          <w:p>
+            <w:r>
+              <w:rPr>
+                <w:rFonts w:ascii="Calibri" w:cs="Calibri" w:eastAsia="Calibri" w:hAnsi="Calibri"/>
+                <w:b w:val="false"/>
+                <w:bCs w:val="false"/>
+                <w:i w:val="false"/>
+                <w:iCs w:val="false"/>
+                <w:color w:val="000000"/>
+                <w:sz w:val="19"/>
+                <w:szCs w:val="19"/>
+              </w:rPr>
+              <w:t xml:space="preserve"/>
+            </w:r>
+          </w:p>
+        </w:tc>
+        <w:tc>
+          <w:tcPr>
+            <w:tcW w:type="dxa" w:w="2400"/>
+            <w:tcBorders>
+              <w:top w:val="single" w:color="BFBFBF" w:sz="2"/>
+              <w:left w:val="single" w:color="BFBFBF" w:sz="2"/>
+              <w:bottom w:val="single" w:color="BFBFBF" w:sz="2"/>
+              <w:right w:val="single" w:color="BFBFBF" w:sz="2"/>
+            </w:tcBorders>
+            <w:tcMar>
+              <w:top w:type="dxa" w:w="60"/>
+              <w:left w:type="dxa" w:w="100"/>
+              <w:bottom w:type="dxa" w:w="60"/>
+              <w:right w:type="dxa" w:w="100"/>
+            </w:tcMar>
+          </w:tcPr>
+          <w:p>
+            <w:r>
+              <w:rPr>
+                <w:rFonts w:ascii="Calibri" w:cs="Calibri" w:eastAsia="Calibri" w:hAnsi="Calibri"/>
+                <w:b w:val="false"/>
+                <w:bCs w:val="false"/>
+                <w:i w:val="false"/>
+                <w:iCs w:val="false"/>
+                <w:color w:val="000000"/>
+                <w:sz w:val="19"/>
+                <w:szCs w:val="19"/>
+              </w:rPr>
+              <w:t xml:space="preserve"/>
+            </w:r>
+          </w:p>
+        </w:tc>
+        <w:tc>
+          <w:tcPr>
+            <w:tcW w:type="dxa" w:w="4838"/>
+            <w:tcBorders>
+              <w:top w:val="single" w:color="BFBFBF" w:sz="2"/>
+              <w:left w:val="single" w:color="BFBFBF" w:sz="2"/>
+              <w:bottom w:val="single" w:color="BFBFBF" w:sz="2"/>
+              <w:right w:val="single" w:color="BFBFBF" w:sz="2"/>
+            </w:tcBorders>
+            <w:tcMar>
+              <w:top w:type="dxa" w:w="60"/>
+              <w:left w:type="dxa" w:w="100"/>
+              <w:bottom w:type="dxa" w:w="60"/>
+              <w:right w:type="dxa" w:w="100"/>
+            </w:tcMar>
+          </w:tcPr>
+          <w:p>
+            <w:r>
+              <w:rPr>
+                <w:rFonts w:ascii="Calibri" w:cs="Calibri" w:eastAsia="Calibri" w:hAnsi="Calibri"/>
+                <w:b w:val="false"/>
+                <w:bCs w:val="false"/>
+                <w:i w:val="false"/>
+                <w:iCs w:val="false"/>
+                <w:color w:val="000000"/>
+                <w:sz w:val="19"/>
+                <w:szCs w:val="19"/>
+              </w:rPr>
+              <w:t xml:space="preserve"/>
+            </w:r>
+          </w:p>
+        </w:tc>
+        <w:tc>
+          <w:tcPr>
+            <w:tcW w:type="dxa" w:w="1800"/>
+            <w:tcBorders>
+              <w:top w:val="single" w:color="BFBFBF" w:sz="2"/>
+              <w:left w:val="single" w:color="BFBFBF" w:sz="2"/>
+              <w:bottom w:val="single" w:color="BFBFBF" w:sz="2"/>
+              <w:right w:val="single" w:color="BFBFBF" w:sz="2"/>
+            </w:tcBorders>
+            <w:tcMar>
+              <w:top w:type="dxa" w:w="60"/>
+              <w:left w:type="dxa" w:w="100"/>
+              <w:bottom w:type="dxa" w:w="60"/>
+              <w:right w:type="dxa" w:w="100"/>
+            </w:tcMar>
+          </w:tcPr>
+          <w:p>
+            <w:r>
+              <w:rPr>
+                <w:rFonts w:ascii="Calibri" w:cs="Calibri" w:eastAsia="Calibri" w:hAnsi="Calibri"/>
+                <w:b w:val="false"/>
+                <w:bCs w:val="false"/>
+                <w:i w:val="false"/>
+                <w:iCs w:val="false"/>
+                <w:color w:val="000000"/>
+                <w:sz w:val="19"/>
+                <w:szCs w:val="19"/>
+              </w:rPr>
+              <w:t xml:space="preserve"/>
+            </w:r>
+          </w:p>
+        </w:tc>
+      </w:tr>
+    </w:tbl>
+    <w:p>
+      <w:pPr>
+        <w:spacing w:after="20" w:before="260"/>
+      </w:pPr>
+      <w:r>
+        <w:rPr>
+          <w:rFonts w:ascii="Calibri" w:cs="Calibri" w:eastAsia="Calibri" w:hAnsi="Calibri"/>
+          <w:b/>
+          <w:bCs/>
+          <w:color w:val="1F3864"/>
+          <w:sz w:val="21"/>
+          <w:szCs w:val="21"/>
+        </w:rPr>
         <w:t xml:space="preserve">Toetsing</w:t>
       </w:r>
     </w:p>
@@ -1221,6 +2637,42 @@
       <w:pgNumType/>
       <w:docGrid w:linePitch="360"/>
     </w:sectPr>
+    <w:p>
+      <w:pPr>
+        <w:pStyle w:val="ListParagraph"/>
+        <w:numPr>
+          <w:ilvl w:val="0"/>
+          <w:numId w:val="2"/>
+        </w:numPr>
+        <w:spacing w:after="20"/>
+      </w:pPr>
+      <w:r>
+        <w:rPr>
+          <w:rFonts w:ascii="Calibri" w:cs="Calibri" w:eastAsia="Calibri" w:hAnsi="Calibri"/>
+          <w:sz w:val="20"/>
+          <w:szCs w:val="20"/>
+        </w:rPr>
+        <w:t xml:space="preserve">Het overzicht komt overeen met de uitgewerkte principes.</w:t>
+      </w:r>
+    </w:p>
+    <w:p>
+      <w:pPr>
+        <w:pStyle w:val="ListParagraph"/>
+        <w:numPr>
+          <w:ilvl w:val="0"/>
+          <w:numId w:val="2"/>
+        </w:numPr>
+        <w:spacing w:after="20"/>
+      </w:pPr>
+      <w:r>
+        <w:rPr>
+          <w:rFonts w:ascii="Calibri" w:cs="Calibri" w:eastAsia="Calibri" w:hAnsi="Calibri"/>
+          <w:sz w:val="20"/>
+          <w:szCs w:val="20"/>
+        </w:rPr>
+        <w:t xml:space="preserve">Per principe is duidelijk waarop het van toepassing is.</w:t>
+      </w:r>
+    </w:p>
   </w:body>
 </w:document>
 </file>
